--- a/src/content/bios/Robertson-GIM 2018.docx
+++ b/src/content/bios/Robertson-GIM 2018.docx
@@ -383,7 +383,7 @@
         <w:rPr>
           <w:lang w:val="en-GB"/>
         </w:rPr>
-        <w:t>Robertson, 14 October1999, NATO</w:t>
+        <w:t>Robertson, 14 October 1999, NATO</w:t>
       </w:r>
       <w:r>
         <w:rPr>
